--- a/data/samples/service_issue.docx
+++ b/data/samples/service_issue.docx
@@ -4,22 +4,7 @@
   <w:body>
     <w:p>
       <w:r>
-        <w:t>Service Complaint — Fictional Sample</w:t>
-      </w:r>
-    </w:p>
-    <w:p>
-      <w:r>
-        <w:t>Customer: Sam Ortega</w:t>
-      </w:r>
-    </w:p>
-    <w:p>
-      <w:r>
-        <w:t>Phone: +1-555-014-8890</w:t>
-      </w:r>
-    </w:p>
-    <w:p>
-      <w:r>
-        <w:t>I waited 45 minutes on hold and never received a callback about my open ticket TCK-1902.</w:t>
+        <w:t>I waited 45 minutes on hold and never received a callback.</w:t>
       </w:r>
     </w:p>
     <w:sectPr>
